--- a/DBTUNING/ch19_성능측정기준_DBTime/ch19_실습문제.docx
+++ b/DBTUNING/ch19_성능측정기준_DBTime/ch19_실습문제.docx
@@ -10,7 +10,7 @@
         <w:rPr>
           <w:rFonts w:ascii="맑은 고딕" w:hAnsi="맑은 고딕" w:eastAsia="맑은 고딕" w:cs="맑은 고딕"/>
         </w:rPr>
-        <w:t>제5장  성능 측정의 기준 — 통계와 DB Time · 실습문제</w:t>
+        <w:t>제ch19  성능 측정의 기준 — 통계와 DB Time · 실습문제</w:t>
       </w:r>
     </w:p>
     <w:p>
@@ -2618,7 +2618,7 @@
           <w:b w:val="0"/>
           <w:sz w:val="21"/>
         </w:rPr>
-        <w:t>[중-15] WL_06_mixed.sql이 5장에서 유발·관찰하게 하는 것은?</w:t>
+        <w:t>[중-15] WL_06_mixed.sql이 ch19에서 유발·관찰하게 하는 것은?</w:t>
       </w:r>
     </w:p>
     <w:p>

--- a/DBTUNING/ch19_성능측정기준_DBTime/ch19_실습문제.docx
+++ b/DBTUNING/ch19_성능측정기준_DBTime/ch19_실습문제.docx
@@ -10,7 +10,7 @@
         <w:rPr>
           <w:rFonts w:ascii="맑은 고딕" w:hAnsi="맑은 고딕" w:eastAsia="맑은 고딕" w:cs="맑은 고딕"/>
         </w:rPr>
-        <w:t>제ch19  성능 측정의 기준 — 통계와 DB Time · 실습문제</w:t>
+        <w:t>ch19  성능 측정의 기준 — 통계와 DB Time · 실습문제</w:t>
       </w:r>
     </w:p>
     <w:p>
